--- a/开发平台/codex/项目/人员简历筛选和重组/output/风险管理批量/10-限额管理/国开行人员团队简历-吕志康.docx
+++ b/开发平台/codex/项目/人员简历筛选和重组/output/风险管理批量/10-限额管理/国开行人员团队简历-吕志康.docx
@@ -133,11 +133,9 @@
           <ns0:p>
             <ns0:r>
               <ns0:rPr>
-                <ns0:rFonts ns0:ascii="仿宋" ns0:hAnsi="仿宋" ns0:eastAsia="仿宋" ns0:cs="仿宋"/>
-                <ns0:sz ns0:val="24"/>
-                <ns0:szCs ns0:val="24"/>
-              </ns0:rPr>
-              <ns0:t>1995-09-26</ns0:t>
+                <ns0:rFonts ns0:ascii="仿宋" ns0:hAnsi="仿宋"/>
+              </ns0:rPr>
+              <ns0:t>30</ns0:t>
             </ns0:r>
           </ns0:p>
         </ns0:tc>
@@ -513,21 +511,8 @@
             <ns0:gridSpan ns0:val="4"/>
             <ns0:vAlign ns0:val="center"/>
           </ns0:tcPr>
-          <ns0:p ns2:paraId="1E629E02" ns2:textId="77777777" ns0:rsidR="000010AB" ns0:rsidRDefault="000010AB" ns0:rsidP="00664128">
-            <ns0:pPr>
-              <ns0:jc ns0:val="center"/>
-              <ns0:rPr>
-                <ns0:rFonts ns0:ascii="仿宋" ns0:eastAsia="仿宋" ns0:hAnsi="仿宋" ns0:cs="仿宋" ns0:hint="eastAsia"/>
-                <ns0:caps/>
-                <ns0:szCs ns0:val="21"/>
-              </ns0:rPr>
-            </ns0:pPr>
-            <ns0:r>
-              <ns0:rPr>
-                <ns0:rFonts ns0:ascii="仿宋" ns0:eastAsia="仿宋" ns0:hAnsi="仿宋" ns0:cs="仿宋" ns0:hint="eastAsia"/>
-                <ns0:szCs ns0:val="24"/>
-                <ns0:sz ns0:val="24"/>
-              </ns0:rPr>
+          <ns0:p>
+            <ns0:r>
               <ns0:t>拟在本项目任职</ns0:t>
             </ns0:r>
           </ns0:p>
@@ -540,12 +525,7 @@
           </ns0:tcPr>
           <ns0:p>
             <ns0:r>
-              <ns0:rPr>
-                <ns0:rFonts ns0:ascii="仿宋" ns0:hAnsi="仿宋" ns0:eastAsia="仿宋" ns0:cs="仿宋"/>
-                <ns0:sz ns0:val="24"/>
-                <ns0:szCs ns0:val="24"/>
-              </ns0:rPr>
-              <ns0:t>项目管理岗</ns0:t>
+              <ns0:t>开发A岗（风险管理领域）</ns0:t>
             </ns0:r>
           </ns0:p>
         </ns0:tc>
@@ -708,14 +688,10 @@
             <ns0:gridSpan ns0:val="2"/>
             <ns0:vAlign ns0:val="center"/>
           </ns0:tcPr>
-          <ns0:p ns2:paraId="44D3218A" ns2:textId="77777777" ns0:rsidR="000010AB" ns0:rsidRDefault="000010AB" ns0:rsidP="00664128">
-            <ns0:pPr>
-              <ns0:jc ns0:val="center"/>
-              <ns0:rPr>
-                <ns0:rFonts ns0:ascii="仿宋" ns0:eastAsia="仿宋" ns0:hAnsi="仿宋" ns0:cs="仿宋" ns0:hint="eastAsia"/>
-                <ns0:szCs ns0:val="21"/>
-              </ns0:rPr>
-            </ns0:pPr>
+          <ns0:p>
+            <ns0:r>
+              <ns0:t>高级</ns0:t>
+            </ns0:r>
           </ns0:p>
         </ns0:tc>
         <ns0:tc>
@@ -741,76 +717,6 @@
             <ns0:vAlign ns0:val="center"/>
           </ns0:tcPr>
           <ns0:p ns2:paraId="77D9DE25" ns2:textId="77777777" ns0:rsidR="000010AB" ns0:rsidRDefault="000010AB" ns0:rsidP="00664128">
-            <ns0:pPr>
-              <ns0:jc ns0:val="center"/>
-              <ns0:rPr>
-                <ns0:rFonts ns0:ascii="仿宋" ns0:eastAsia="仿宋" ns0:hAnsi="仿宋" ns0:cs="仿宋" ns0:hint="eastAsia"/>
-                <ns0:szCs ns0:val="21"/>
-              </ns0:rPr>
-            </ns0:pPr>
-          </ns0:p>
-        </ns0:tc>
-      </ns0:tr>
-      <ns0:tr ns0:rsidR="000010AB" ns2:paraId="0BE7332D" ns2:textId="77777777" ns0:rsidTr="00664128">
-        <ns0:trPr>
-          <ns0:trHeight ns0:val="20"/>
-          <ns0:jc ns0:val="center"/>
-        </ns0:trPr>
-        <ns0:tc>
-          <ns0:tcPr>
-            <ns0:tcW ns0:w="1043" ns0:type="pct"/>
-            <ns0:vAlign ns0:val="center"/>
-          </ns0:tcPr>
-          <ns0:p>
-            <ns0:r>
-              <ns0:rPr>
-                <ns0:rFonts ns0:ascii="仿宋" ns0:hAnsi="仿宋" ns0:eastAsia="仿宋" ns0:cs="仿宋"/>
-                <ns0:sz ns0:val="24"/>
-                <ns0:szCs ns0:val="24"/>
-              </ns0:rPr>
-              <ns0:t>高级</ns0:t>
-            </ns0:r>
-          </ns0:p>
-        </ns0:tc>
-        <ns0:tc>
-          <ns0:tcPr>
-            <ns0:tcW ns0:w="1186" ns0:type="pct"/>
-            <ns0:gridSpan ns0:val="2"/>
-            <ns0:vAlign ns0:val="center"/>
-          </ns0:tcPr>
-          <ns0:p ns2:paraId="2EC9C40D" ns2:textId="77777777" ns0:rsidR="000010AB" ns0:rsidRDefault="000010AB" ns0:rsidP="00664128">
-            <ns0:pPr>
-              <ns0:jc ns0:val="center"/>
-              <ns0:rPr>
-                <ns0:rFonts ns0:ascii="仿宋" ns0:eastAsia="仿宋" ns0:hAnsi="仿宋" ns0:cs="仿宋" ns0:hint="eastAsia"/>
-                <ns0:szCs ns0:val="21"/>
-              </ns0:rPr>
-            </ns0:pPr>
-          </ns0:p>
-        </ns0:tc>
-        <ns0:tc>
-          <ns0:tcPr>
-            <ns0:tcW ns0:w="1276" ns0:type="pct"/>
-            <ns0:gridSpan ns0:val="2"/>
-            <ns0:vAlign ns0:val="center"/>
-          </ns0:tcPr>
-          <ns0:p ns2:paraId="0D730117" ns2:textId="77777777" ns0:rsidR="000010AB" ns0:rsidRDefault="000010AB" ns0:rsidP="00664128">
-            <ns0:pPr>
-              <ns0:jc ns0:val="center"/>
-              <ns0:rPr>
-                <ns0:rFonts ns0:ascii="仿宋" ns0:eastAsia="仿宋" ns0:hAnsi="仿宋" ns0:cs="仿宋" ns0:hint="eastAsia"/>
-                <ns0:szCs ns0:val="21"/>
-              </ns0:rPr>
-            </ns0:pPr>
-          </ns0:p>
-        </ns0:tc>
-        <ns0:tc>
-          <ns0:tcPr>
-            <ns0:tcW ns0:w="1493" ns0:type="pct"/>
-            <ns0:gridSpan ns0:val="2"/>
-            <ns0:vAlign ns0:val="center"/>
-          </ns0:tcPr>
-          <ns0:p ns2:paraId="0FFD8515" ns2:textId="77777777" ns0:rsidR="000010AB" ns0:rsidRDefault="000010AB" ns0:rsidP="00664128">
             <ns0:pPr>
               <ns0:jc ns0:val="center"/>
               <ns0:rPr>
@@ -1910,6 +1816,8 @@
       </ns0:pPr>
     </ns0:p>
     <ns0:sectPr ns0:rsidR="003149F0">
+      <ns0:headerReference xmlns:r="http://schemas.openxmlformats.org/officeDocument/2006/relationships" ns0:type="default" r:id="rId6"/>
+      <ns0:footerReference xmlns:r="http://schemas.openxmlformats.org/officeDocument/2006/relationships" ns0:type="default" r:id="rId7"/>
       <ns0:pgSz ns0:w="11906" ns0:h="16838"/>
       <ns0:pgMar ns0:top="1440" ns0:right="1800" ns0:bottom="1440" ns0:left="1800" ns0:header="851" ns0:footer="992" ns0:gutter="0"/>
       <ns0:cols ns0:space="425"/>
@@ -1917,6 +1825,26 @@
     </ns0:sectPr>
   </ns0:body>
 </ns0:document>
+</file>
+
+<file path=word/footer1.xml><?xml version="1.0" encoding="utf-8"?>
+<w:ftr xmlns:m="http://schemas.openxmlformats.org/officeDocument/2006/math" xmlns:mc="http://schemas.openxmlformats.org/markup-compatibility/2006" xmlns:mo="http://schemas.microsoft.com/office/mac/office/2008/main" xmlns:mv="urn:schemas-microsoft-com:mac:vml" xmlns:o="urn:schemas-microsoft-com:office:office" xmlns:r="http://schemas.openxmlformats.org/officeDocument/2006/relationships" xmlns:v="urn:schemas-microsoft-com:vml" xmlns:w10="urn:schemas-microsoft-com:office:word" xmlns:w14="http://schemas.microsoft.com/office/word/2010/wordml" xmlns:w="http://schemas.openxmlformats.org/wordprocessingml/2006/main" xmlns:wne="http://schemas.microsoft.com/office/word/2006/wordml" xmlns:wp14="http://schemas.microsoft.com/office/word/2010/wordprocessingDrawing" xmlns:wp="http://schemas.openxmlformats.org/drawingml/2006/wordprocessingDrawing" xmlns:wpc="http://schemas.microsoft.com/office/word/2010/wordprocessingCanvas" xmlns:wpg="http://schemas.microsoft.com/office/word/2010/wordprocessingGroup" xmlns:wpi="http://schemas.microsoft.com/office/word/2010/wordprocessingInk" xmlns:wps="http://schemas.microsoft.com/office/word/2010/wordprocessingShape" mc:Ignorable="w14 wp14">
+  <w:p>
+    <w:pPr>
+      <w:pStyle w:val="Footer"/>
+    </w:pPr>
+  </w:p>
+</w:ftr>
+</file>
+
+<file path=word/header1.xml><?xml version="1.0" encoding="utf-8"?>
+<w:hdr xmlns:m="http://schemas.openxmlformats.org/officeDocument/2006/math" xmlns:mc="http://schemas.openxmlformats.org/markup-compatibility/2006" xmlns:mo="http://schemas.microsoft.com/office/mac/office/2008/main" xmlns:mv="urn:schemas-microsoft-com:mac:vml" xmlns:o="urn:schemas-microsoft-com:office:office" xmlns:r="http://schemas.openxmlformats.org/officeDocument/2006/relationships" xmlns:v="urn:schemas-microsoft-com:vml" xmlns:w10="urn:schemas-microsoft-com:office:word" xmlns:w14="http://schemas.microsoft.com/office/word/2010/wordml" xmlns:w="http://schemas.openxmlformats.org/wordprocessingml/2006/main" xmlns:wne="http://schemas.microsoft.com/office/word/2006/wordml" xmlns:wp14="http://schemas.microsoft.com/office/word/2010/wordprocessingDrawing" xmlns:wp="http://schemas.openxmlformats.org/drawingml/2006/wordprocessingDrawing" xmlns:wpc="http://schemas.microsoft.com/office/word/2010/wordprocessingCanvas" xmlns:wpg="http://schemas.microsoft.com/office/word/2010/wordprocessingGroup" xmlns:wpi="http://schemas.microsoft.com/office/word/2010/wordprocessingInk" xmlns:wps="http://schemas.microsoft.com/office/word/2010/wordprocessingShape" mc:Ignorable="w14 wp14">
+  <w:p>
+    <w:pPr>
+      <w:pStyle w:val="Header"/>
+    </w:pPr>
+  </w:p>
+</w:hdr>
 </file>
 
 <file path=word/styles.xml><?xml version="1.0" encoding="utf-8"?>

--- a/开发平台/codex/项目/人员简历筛选和重组/output/风险管理批量/10-限额管理/国开行人员团队简历-吕志康.docx
+++ b/开发平台/codex/项目/人员简历筛选和重组/output/风险管理批量/10-限额管理/国开行人员团队简历-吕志康.docx
@@ -869,13 +869,14 @@
             <ns0:vAlign ns0:val="center"/>
           </ns0:tcPr>
           <ns0:p>
-            <ns0:r>
-              <ns0:rPr>
-                <ns0:rFonts ns0:ascii="仿宋" ns0:hAnsi="仿宋" ns0:eastAsia="仿宋" ns0:cs="仿宋"/>
-                <ns0:sz ns0:val="24"/>
-                <ns0:szCs ns0:val="24"/>
-              </ns0:rPr>
-              <ns0:t>2023.01-至今</ns0:t>
+            <ns0:pPr>
+              <ns0:spacing ns0:before="0" ns0:after="0" ns0:line="240" ns0:lineRule="auto"/>
+            </ns0:pPr>
+            <ns0:r>
+              <ns0:rPr>
+                <ns0:rFonts ns0:ascii="仿宋" ns0:hAnsi="仿宋"/>
+              </ns0:rPr>
+              <ns0:t>2025.01-至今</ns0:t>
             </ns0:r>
           </ns0:p>
         </ns0:tc>
@@ -886,13 +887,14 @@
             <ns0:vAlign ns0:val="center"/>
           </ns0:tcPr>
           <ns0:p>
-            <ns0:r>
-              <ns0:rPr>
-                <ns0:rFonts ns0:ascii="仿宋" ns0:hAnsi="仿宋" ns0:eastAsia="仿宋" ns0:cs="仿宋"/>
-                <ns0:sz ns0:val="24"/>
-                <ns0:szCs ns0:val="24"/>
-              </ns0:rPr>
-              <ns0:t>恒丰银行人力外包项目</ns0:t>
+            <ns0:pPr>
+              <ns0:spacing ns0:before="0" ns0:after="0" ns0:line="240" ns0:lineRule="auto"/>
+            </ns0:pPr>
+            <ns0:r>
+              <ns0:rPr>
+                <ns0:rFonts ns0:ascii="仿宋" ns0:hAnsi="仿宋"/>
+              </ns0:rPr>
+              <ns0:t>平安银行2025年非零开发零售开发人力外包</ns0:t>
             </ns0:r>
           </ns0:p>
         </ns0:tc>
@@ -903,13 +905,14 @@
             <ns0:vAlign ns0:val="center"/>
           </ns0:tcPr>
           <ns0:p>
-            <ns0:r>
-              <ns0:rPr>
-                <ns0:rFonts ns0:ascii="仿宋" ns0:hAnsi="仿宋" ns0:eastAsia="仿宋" ns0:cs="仿宋"/>
-                <ns0:sz ns0:val="24"/>
-                <ns0:szCs ns0:val="24"/>
-              </ns0:rPr>
-              <ns0:t>运维经理</ns0:t>
+            <ns0:pPr>
+              <ns0:spacing ns0:before="0" ns0:after="0" ns0:line="240" ns0:lineRule="auto"/>
+            </ns0:pPr>
+            <ns0:r>
+              <ns0:rPr>
+                <ns0:rFonts ns0:ascii="仿宋" ns0:hAnsi="仿宋"/>
+              </ns0:rPr>
+              <ns0:t>Java开发工程师</ns0:t>
             </ns0:r>
           </ns0:p>
         </ns0:tc>
@@ -920,13 +923,14 @@
             <ns0:vAlign ns0:val="center"/>
           </ns0:tcPr>
           <ns0:p>
-            <ns0:r>
-              <ns0:rPr>
-                <ns0:rFonts ns0:ascii="仿宋" ns0:hAnsi="仿宋" ns0:eastAsia="仿宋" ns0:cs="仿宋"/>
-                <ns0:sz ns0:val="24"/>
-                <ns0:szCs ns0:val="24"/>
-              </ns0:rPr>
-              <ns0:t>负责8套系统的运维工作，处理生产变更、升级上线、服务请求、服务需求、应急事件等工单，完成日常值班，灾备环境搭建及切换演练工作</ns0:t>
+            <ns0:pPr>
+              <ns0:spacing ns0:before="0" ns0:after="0" ns0:line="240" ns0:lineRule="auto"/>
+            </ns0:pPr>
+            <ns0:r>
+              <ns0:rPr>
+                <ns0:rFonts ns0:ascii="仿宋" ns0:hAnsi="仿宋"/>
+              </ns0:rPr>
+              <ns0:t>1.参与平安银行2025年非零开发零售开发人力外包建设，负责风险相关模块的需求分析、接口开发及联调测试;2.完成规则配置、数据处理、报表统计或任务流转等核心功能实现;3.配合测试及业务完成问题修复、回归验证和上线支持，保障版本稳定交付。</ns0:t>
             </ns0:r>
           </ns0:p>
         </ns0:tc>
@@ -942,13 +946,14 @@
             <ns0:vAlign ns0:val="center"/>
           </ns0:tcPr>
           <ns0:p>
-            <ns0:r>
-              <ns0:rPr>
-                <ns0:rFonts ns0:ascii="仿宋" ns0:hAnsi="仿宋" ns0:eastAsia="仿宋" ns0:cs="仿宋"/>
-                <ns0:sz ns0:val="24"/>
-                <ns0:szCs ns0:val="24"/>
-              </ns0:rPr>
-              <ns0:t>2022.09-2022.12</ns0:t>
+            <ns0:pPr>
+              <ns0:spacing ns0:before="0" ns0:after="0" ns0:line="240" ns0:lineRule="auto"/>
+            </ns0:pPr>
+            <ns0:r>
+              <ns0:rPr>
+                <ns0:rFonts ns0:ascii="仿宋" ns0:hAnsi="仿宋"/>
+              </ns0:rPr>
+              <ns0:t>2024.06-2024.12</ns0:t>
             </ns0:r>
           </ns0:p>
         </ns0:tc>
@@ -959,13 +964,14 @@
             <ns0:vAlign ns0:val="center"/>
           </ns0:tcPr>
           <ns0:p>
-            <ns0:r>
-              <ns0:rPr>
-                <ns0:rFonts ns0:ascii="仿宋" ns0:hAnsi="仿宋" ns0:eastAsia="仿宋" ns0:cs="仿宋"/>
-                <ns0:sz ns0:val="24"/>
-                <ns0:szCs ns0:val="24"/>
-              </ns0:rPr>
-              <ns0:t>恒丰银行金融基础数据统计报送系统增补报表</ns0:t>
+            <ns0:pPr>
+              <ns0:spacing ns0:before="0" ns0:after="0" ns0:line="240" ns0:lineRule="auto"/>
+            </ns0:pPr>
+            <ns0:r>
+              <ns0:rPr>
+                <ns0:rFonts ns0:ascii="仿宋" ns0:hAnsi="仿宋"/>
+              </ns0:rPr>
+              <ns0:t>山西农商智能风险管控平台建设项目</ns0:t>
             </ns0:r>
           </ns0:p>
         </ns0:tc>
@@ -976,13 +982,14 @@
             <ns0:vAlign ns0:val="center"/>
           </ns0:tcPr>
           <ns0:p>
-            <ns0:r>
-              <ns0:rPr>
-                <ns0:rFonts ns0:ascii="仿宋" ns0:hAnsi="仿宋" ns0:eastAsia="仿宋" ns0:cs="仿宋"/>
-                <ns0:sz ns0:val="24"/>
-                <ns0:szCs ns0:val="24"/>
-              </ns0:rPr>
-              <ns0:t>ETL工程师</ns0:t>
+            <ns0:pPr>
+              <ns0:spacing ns0:before="0" ns0:after="0" ns0:line="240" ns0:lineRule="auto"/>
+            </ns0:pPr>
+            <ns0:r>
+              <ns0:rPr>
+                <ns0:rFonts ns0:ascii="仿宋" ns0:hAnsi="仿宋"/>
+              </ns0:rPr>
+              <ns0:t>Java开发工程师</ns0:t>
             </ns0:r>
           </ns0:p>
         </ns0:tc>
@@ -993,13 +1000,14 @@
             <ns0:vAlign ns0:val="center"/>
           </ns0:tcPr>
           <ns0:p>
-            <ns0:r>
-              <ns0:rPr>
-                <ns0:rFonts ns0:ascii="仿宋" ns0:hAnsi="仿宋" ns0:eastAsia="仿宋" ns0:cs="仿宋"/>
-                <ns0:sz ns0:val="24"/>
-                <ns0:szCs ns0:val="24"/>
-              </ns0:rPr>
-              <ns0:t>根据人行最新要求，增加关联关系信息和集团客户信息两张表报表，与业务对接口径，完成逻辑开发、测试和上线工作</ns0:t>
+            <ns0:pPr>
+              <ns0:spacing ns0:before="0" ns0:after="0" ns0:line="240" ns0:lineRule="auto"/>
+            </ns0:pPr>
+            <ns0:r>
+              <ns0:rPr>
+                <ns0:rFonts ns0:ascii="仿宋" ns0:hAnsi="仿宋"/>
+              </ns0:rPr>
+              <ns0:t>1.参与山西农商智能风险管控平台建设项目建设，负责风险相关模块的需求分析、接口开发及联调测试;2.完成规则配置、数据处理、报表统计或任务流转等核心功能实现;3.配合测试及业务完成问题修复、回归验证和上线支持，保障版本稳定交付。</ns0:t>
             </ns0:r>
           </ns0:p>
         </ns0:tc>
@@ -1015,13 +1023,14 @@
             <ns0:vAlign ns0:val="center"/>
           </ns0:tcPr>
           <ns0:p>
-            <ns0:r>
-              <ns0:rPr>
-                <ns0:rFonts ns0:ascii="仿宋" ns0:hAnsi="仿宋" ns0:eastAsia="仿宋" ns0:cs="仿宋"/>
-                <ns0:sz ns0:val="24"/>
-                <ns0:szCs ns0:val="24"/>
-              </ns0:rPr>
-              <ns0:t>2022.07-2022.08</ns0:t>
+            <ns0:pPr>
+              <ns0:spacing ns0:before="0" ns0:after="0" ns0:line="240" ns0:lineRule="auto"/>
+            </ns0:pPr>
+            <ns0:r>
+              <ns0:rPr>
+                <ns0:rFonts ns0:ascii="仿宋" ns0:hAnsi="仿宋"/>
+              </ns0:rPr>
+              <ns0:t>2023.11-2024.05</ns0:t>
             </ns0:r>
           </ns0:p>
         </ns0:tc>
@@ -1032,13 +1041,14 @@
             <ns0:vAlign ns0:val="center"/>
           </ns0:tcPr>
           <ns0:p>
-            <ns0:r>
-              <ns0:rPr>
-                <ns0:rFonts ns0:ascii="仿宋" ns0:hAnsi="仿宋" ns0:eastAsia="仿宋" ns0:cs="仿宋"/>
-                <ns0:sz ns0:val="24"/>
-                <ns0:szCs ns0:val="24"/>
-              </ns0:rPr>
-              <ns0:t>恒丰银行数据质量检核系统</ns0:t>
+            <ns0:pPr>
+              <ns0:spacing ns0:before="0" ns0:after="0" ns0:line="240" ns0:lineRule="auto"/>
+            </ns0:pPr>
+            <ns0:r>
+              <ns0:rPr>
+                <ns0:rFonts ns0:ascii="仿宋" ns0:hAnsi="仿宋"/>
+              </ns0:rPr>
+              <ns0:t>平安银行产品风险及表外监测项目</ns0:t>
             </ns0:r>
           </ns0:p>
         </ns0:tc>
@@ -1049,13 +1059,14 @@
             <ns0:vAlign ns0:val="center"/>
           </ns0:tcPr>
           <ns0:p>
-            <ns0:r>
-              <ns0:rPr>
-                <ns0:rFonts ns0:ascii="仿宋" ns0:hAnsi="仿宋" ns0:eastAsia="仿宋" ns0:cs="仿宋"/>
-                <ns0:sz ns0:val="24"/>
-                <ns0:szCs ns0:val="24"/>
-              </ns0:rPr>
-              <ns0:t>ETL工程师</ns0:t>
+            <ns0:pPr>
+              <ns0:spacing ns0:before="0" ns0:after="0" ns0:line="240" ns0:lineRule="auto"/>
+            </ns0:pPr>
+            <ns0:r>
+              <ns0:rPr>
+                <ns0:rFonts ns0:ascii="仿宋" ns0:hAnsi="仿宋"/>
+              </ns0:rPr>
+              <ns0:t>Java开发工程师</ns0:t>
             </ns0:r>
           </ns0:p>
         </ns0:tc>
@@ -1066,13 +1077,14 @@
             <ns0:vAlign ns0:val="center"/>
           </ns0:tcPr>
           <ns0:p>
-            <ns0:r>
-              <ns0:rPr>
-                <ns0:rFonts ns0:ascii="仿宋" ns0:hAnsi="仿宋" ns0:eastAsia="仿宋" ns0:cs="仿宋"/>
-                <ns0:sz ns0:val="24"/>
-                <ns0:szCs ns0:val="24"/>
-              </ns0:rPr>
-              <ns0:t>根据需求人员确认的检核规则，接入、加工组件小表和宽表，配置鲁班调度，完成两期的测试和上线工作</ns0:t>
+            <ns0:pPr>
+              <ns0:spacing ns0:before="0" ns0:after="0" ns0:line="240" ns0:lineRule="auto"/>
+            </ns0:pPr>
+            <ns0:r>
+              <ns0:rPr>
+                <ns0:rFonts ns0:ascii="仿宋" ns0:hAnsi="仿宋"/>
+              </ns0:rPr>
+              <ns0:t>1.参与平安银行产品风险及表外监测项目建设，负责风险相关模块的需求分析、接口开发及联调测试;2.完成规则配置、数据处理、报表统计或任务流转等核心功能实现;3.配合测试及业务完成问题修复、回归验证和上线支持，保障版本稳定交付。</ns0:t>
             </ns0:r>
           </ns0:p>
         </ns0:tc>
@@ -1088,13 +1100,14 @@
             <ns0:vAlign ns0:val="center"/>
           </ns0:tcPr>
           <ns0:p>
-            <ns0:r>
-              <ns0:rPr>
-                <ns0:rFonts ns0:ascii="仿宋" ns0:hAnsi="仿宋" ns0:eastAsia="仿宋" ns0:cs="仿宋"/>
-                <ns0:sz ns0:val="24"/>
-                <ns0:szCs ns0:val="24"/>
-              </ns0:rPr>
-              <ns0:t>2021.12-2022.06</ns0:t>
+            <ns0:pPr>
+              <ns0:spacing ns0:before="0" ns0:after="0" ns0:line="240" ns0:lineRule="auto"/>
+            </ns0:pPr>
+            <ns0:r>
+              <ns0:rPr>
+                <ns0:rFonts ns0:ascii="仿宋" ns0:hAnsi="仿宋"/>
+              </ns0:rPr>
+              <ns0:t>2021.08-2023.10</ns0:t>
             </ns0:r>
           </ns0:p>
         </ns0:tc>
@@ -1105,13 +1118,14 @@
             <ns0:vAlign ns0:val="center"/>
           </ns0:tcPr>
           <ns0:p>
-            <ns0:r>
-              <ns0:rPr>
-                <ns0:rFonts ns0:ascii="仿宋" ns0:hAnsi="仿宋" ns0:eastAsia="仿宋" ns0:cs="仿宋"/>
-                <ns0:sz ns0:val="24"/>
-                <ns0:szCs ns0:val="24"/>
-              </ns0:rPr>
-              <ns0:t>恒丰银行金融标准化系统改造升级</ns0:t>
+            <ns0:pPr>
+              <ns0:spacing ns0:before="0" ns0:after="0" ns0:line="240" ns0:lineRule="auto"/>
+            </ns0:pPr>
+            <ns0:r>
+              <ns0:rPr>
+                <ns0:rFonts ns0:ascii="仿宋" ns0:hAnsi="仿宋"/>
+              </ns0:rPr>
+              <ns0:t>平安银行智慧合规及零售开发支持项目</ns0:t>
             </ns0:r>
           </ns0:p>
         </ns0:tc>
@@ -1122,13 +1136,14 @@
             <ns0:vAlign ns0:val="center"/>
           </ns0:tcPr>
           <ns0:p>
-            <ns0:r>
-              <ns0:rPr>
-                <ns0:rFonts ns0:ascii="仿宋" ns0:hAnsi="仿宋" ns0:eastAsia="仿宋" ns0:cs="仿宋"/>
-                <ns0:sz ns0:val="24"/>
-                <ns0:szCs ns0:val="24"/>
-              </ns0:rPr>
-              <ns0:t>项目经理、需求分析、ETL工程师</ns0:t>
+            <ns0:pPr>
+              <ns0:spacing ns0:before="0" ns0:after="0" ns0:line="240" ns0:lineRule="auto"/>
+            </ns0:pPr>
+            <ns0:r>
+              <ns0:rPr>
+                <ns0:rFonts ns0:ascii="仿宋" ns0:hAnsi="仿宋"/>
+              </ns0:rPr>
+              <ns0:t>Java开发工程师</ns0:t>
             </ns0:r>
           </ns0:p>
         </ns0:tc>
@@ -1139,13 +1154,14 @@
             <ns0:vAlign ns0:val="center"/>
           </ns0:tcPr>
           <ns0:p>
-            <ns0:r>
-              <ns0:rPr>
-                <ns0:rFonts ns0:ascii="仿宋" ns0:hAnsi="仿宋" ns0:eastAsia="仿宋" ns0:cs="仿宋"/>
-                <ns0:sz ns0:val="24"/>
-                <ns0:szCs ns0:val="24"/>
-              </ns0:rPr>
-              <ns0:t>与业务人员对接变更需求，统筹项目需求规划设计，制定工作计划，开发数据变更需求，配合报送数据</ns0:t>
+            <ns0:pPr>
+              <ns0:spacing ns0:before="0" ns0:after="0" ns0:line="240" ns0:lineRule="auto"/>
+            </ns0:pPr>
+            <ns0:r>
+              <ns0:rPr>
+                <ns0:rFonts ns0:ascii="仿宋" ns0:hAnsi="仿宋"/>
+              </ns0:rPr>
+              <ns0:t>1.参与平安银行智慧合规及零售开发支持项目建设，负责风险相关模块的需求分析、接口开发及联调测试;2.完成规则配置、数据处理、报表统计或任务流转等核心功能实现;3.配合测试及业务完成问题修复、回归验证和上线支持，保障版本稳定交付。</ns0:t>
             </ns0:r>
           </ns0:p>
         </ns0:tc>
@@ -1161,13 +1177,14 @@
             <ns0:vAlign ns0:val="center"/>
           </ns0:tcPr>
           <ns0:p>
-            <ns0:r>
-              <ns0:rPr>
-                <ns0:rFonts ns0:ascii="仿宋" ns0:hAnsi="仿宋" ns0:eastAsia="仿宋" ns0:cs="仿宋"/>
-                <ns0:sz ns0:val="24"/>
-                <ns0:szCs ns0:val="24"/>
-              </ns0:rPr>
-              <ns0:t>2021.02-2021.11</ns0:t>
+            <ns0:pPr>
+              <ns0:spacing ns0:before="0" ns0:after="0" ns0:line="240" ns0:lineRule="auto"/>
+            </ns0:pPr>
+            <ns0:r>
+              <ns0:rPr>
+                <ns0:rFonts ns0:ascii="仿宋" ns0:hAnsi="仿宋"/>
+              </ns0:rPr>
+              <ns0:t>2020.01-2021.07</ns0:t>
             </ns0:r>
           </ns0:p>
         </ns0:tc>
@@ -1178,13 +1195,14 @@
             <ns0:vAlign ns0:val="center"/>
           </ns0:tcPr>
           <ns0:p>
-            <ns0:r>
-              <ns0:rPr>
-                <ns0:rFonts ns0:ascii="仿宋" ns0:hAnsi="仿宋" ns0:eastAsia="仿宋" ns0:cs="仿宋"/>
-                <ns0:sz ns0:val="24"/>
-                <ns0:szCs ns0:val="24"/>
-              </ns0:rPr>
-              <ns0:t>恒丰银行恒心工程金融标准化模块</ns0:t>
+            <ns0:pPr>
+              <ns0:spacing ns0:before="0" ns0:after="0" ns0:line="240" ns0:lineRule="auto"/>
+            </ns0:pPr>
+            <ns0:r>
+              <ns0:rPr>
+                <ns0:rFonts ns0:ascii="仿宋" ns0:hAnsi="仿宋"/>
+              </ns0:rPr>
+              <ns0:t>平安银行非零开发及零售开发支持项目</ns0:t>
             </ns0:r>
           </ns0:p>
         </ns0:tc>
@@ -1195,13 +1213,14 @@
             <ns0:vAlign ns0:val="center"/>
           </ns0:tcPr>
           <ns0:p>
-            <ns0:r>
-              <ns0:rPr>
-                <ns0:rFonts ns0:ascii="仿宋" ns0:hAnsi="仿宋" ns0:eastAsia="仿宋" ns0:cs="仿宋"/>
-                <ns0:sz ns0:val="24"/>
-                <ns0:szCs ns0:val="24"/>
-              </ns0:rPr>
-              <ns0:t>项目经理、需求分析、ETL工程师</ns0:t>
+            <ns0:pPr>
+              <ns0:spacing ns0:before="0" ns0:after="0" ns0:line="240" ns0:lineRule="auto"/>
+            </ns0:pPr>
+            <ns0:r>
+              <ns0:rPr>
+                <ns0:rFonts ns0:ascii="仿宋" ns0:hAnsi="仿宋"/>
+              </ns0:rPr>
+              <ns0:t>Java开发工程师</ns0:t>
             </ns0:r>
           </ns0:p>
         </ns0:tc>
@@ -1212,13 +1231,14 @@
             <ns0:vAlign ns0:val="center"/>
           </ns0:tcPr>
           <ns0:p>
-            <ns0:r>
-              <ns0:rPr>
-                <ns0:rFonts ns0:ascii="仿宋" ns0:hAnsi="仿宋" ns0:eastAsia="仿宋" ns0:cs="仿宋"/>
-                <ns0:sz ns0:val="24"/>
-                <ns0:szCs ns0:val="24"/>
-              </ns0:rPr>
-              <ns0:t>设计金融标准化模块架构，整理数据库详设，开发模型层、报送层和应用层映射，编写3000多笔校验规则，编写模型层、报送层、数转层和应用层加工脚本并完成测试</ns0:t>
+            <ns0:pPr>
+              <ns0:spacing ns0:before="0" ns0:after="0" ns0:line="240" ns0:lineRule="auto"/>
+            </ns0:pPr>
+            <ns0:r>
+              <ns0:rPr>
+                <ns0:rFonts ns0:ascii="仿宋" ns0:hAnsi="仿宋"/>
+              </ns0:rPr>
+              <ns0:t>1.参与平安银行非零开发及零售开发支持项目建设，负责风险相关模块的需求分析、接口开发及联调测试;2.完成规则配置、数据处理、报表统计或任务流转等核心功能实现;3.配合测试及业务完成问题修复、回归验证和上线支持，保障版本稳定交付。</ns0:t>
             </ns0:r>
           </ns0:p>
         </ns0:tc>
@@ -1234,13 +1254,13 @@
             <ns0:vAlign ns0:val="center"/>
           </ns0:tcPr>
           <ns0:p>
-            <ns0:r>
-              <ns0:rPr>
-                <ns0:rFonts ns0:ascii="仿宋" ns0:hAnsi="仿宋" ns0:eastAsia="仿宋" ns0:cs="仿宋"/>
-                <ns0:sz ns0:val="24"/>
-                <ns0:szCs ns0:val="24"/>
-              </ns0:rPr>
-              <ns0:t>2020.08-2021.02</ns0:t>
+            <ns0:pPr>
+              <ns0:spacing ns0:before="0" ns0:after="0" ns0:line="240" ns0:lineRule="auto"/>
+            </ns0:pPr>
+            <ns0:r>
+              <ns0:rPr>
+                <ns0:rFonts ns0:ascii="仿宋" ns0:hAnsi="仿宋"/>
+              </ns0:rPr>
             </ns0:r>
           </ns0:p>
         </ns0:tc>
@@ -1251,13 +1271,13 @@
             <ns0:vAlign ns0:val="center"/>
           </ns0:tcPr>
           <ns0:p>
-            <ns0:r>
-              <ns0:rPr>
-                <ns0:rFonts ns0:ascii="仿宋" ns0:hAnsi="仿宋" ns0:eastAsia="仿宋" ns0:cs="仿宋"/>
-                <ns0:sz ns0:val="24"/>
-                <ns0:szCs ns0:val="24"/>
-              </ns0:rPr>
-              <ns0:t>恒丰银行金融基础数据统计系统</ns0:t>
+            <ns0:pPr>
+              <ns0:spacing ns0:before="0" ns0:after="0" ns0:line="240" ns0:lineRule="auto"/>
+            </ns0:pPr>
+            <ns0:r>
+              <ns0:rPr>
+                <ns0:rFonts ns0:ascii="仿宋" ns0:hAnsi="仿宋"/>
+              </ns0:rPr>
             </ns0:r>
           </ns0:p>
         </ns0:tc>
@@ -1268,13 +1288,13 @@
             <ns0:vAlign ns0:val="center"/>
           </ns0:tcPr>
           <ns0:p>
-            <ns0:r>
-              <ns0:rPr>
-                <ns0:rFonts ns0:ascii="仿宋" ns0:hAnsi="仿宋" ns0:eastAsia="仿宋" ns0:cs="仿宋"/>
-                <ns0:sz ns0:val="24"/>
-                <ns0:szCs ns0:val="24"/>
-              </ns0:rPr>
-              <ns0:t>项目经理、需求分析、ETL工程师</ns0:t>
+            <ns0:pPr>
+              <ns0:spacing ns0:before="0" ns0:after="0" ns0:line="240" ns0:lineRule="auto"/>
+            </ns0:pPr>
+            <ns0:r>
+              <ns0:rPr>
+                <ns0:rFonts ns0:ascii="仿宋" ns0:hAnsi="仿宋"/>
+              </ns0:rPr>
             </ns0:r>
           </ns0:p>
         </ns0:tc>
@@ -1285,13 +1305,13 @@
             <ns0:vAlign ns0:val="center"/>
           </ns0:tcPr>
           <ns0:p>
-            <ns0:r>
-              <ns0:rPr>
-                <ns0:rFonts ns0:ascii="仿宋" ns0:hAnsi="仿宋" ns0:eastAsia="仿宋" ns0:cs="仿宋"/>
-                <ns0:sz ns0:val="24"/>
-                <ns0:szCs ns0:val="24"/>
-              </ns0:rPr>
-              <ns0:t>负责金融基础数据统计系统的工作规划，设计整体架构，调研接口规范，开发27张表的加工逻辑，核对数据，配合报送</ns0:t>
+            <ns0:pPr>
+              <ns0:spacing ns0:before="0" ns0:after="0" ns0:line="240" ns0:lineRule="auto"/>
+            </ns0:pPr>
+            <ns0:r>
+              <ns0:rPr>
+                <ns0:rFonts ns0:ascii="仿宋" ns0:hAnsi="仿宋"/>
+              </ns0:rPr>
             </ns0:r>
           </ns0:p>
         </ns0:tc>
@@ -1307,13 +1327,13 @@
             <ns0:vAlign ns0:val="center"/>
           </ns0:tcPr>
           <ns0:p>
-            <ns0:r>
-              <ns0:rPr>
-                <ns0:rFonts ns0:ascii="仿宋" ns0:hAnsi="仿宋" ns0:eastAsia="仿宋" ns0:cs="仿宋"/>
-                <ns0:sz ns0:val="24"/>
-                <ns0:szCs ns0:val="24"/>
-              </ns0:rPr>
-              <ns0:t>2020.01-2020.08</ns0:t>
+            <ns0:pPr>
+              <ns0:spacing ns0:before="0" ns0:after="0" ns0:line="240" ns0:lineRule="auto"/>
+            </ns0:pPr>
+            <ns0:r>
+              <ns0:rPr>
+                <ns0:rFonts ns0:ascii="仿宋" ns0:hAnsi="仿宋"/>
+              </ns0:rPr>
             </ns0:r>
           </ns0:p>
         </ns0:tc>
@@ -1324,13 +1344,13 @@
             <ns0:vAlign ns0:val="center"/>
           </ns0:tcPr>
           <ns0:p>
-            <ns0:r>
-              <ns0:rPr>
-                <ns0:rFonts ns0:ascii="仿宋" ns0:hAnsi="仿宋" ns0:eastAsia="仿宋" ns0:cs="仿宋"/>
-                <ns0:sz ns0:val="24"/>
-                <ns0:szCs ns0:val="24"/>
-              </ns0:rPr>
-              <ns0:t>恒丰银行二代征信报送系统</ns0:t>
+            <ns0:pPr>
+              <ns0:spacing ns0:before="0" ns0:after="0" ns0:line="240" ns0:lineRule="auto"/>
+            </ns0:pPr>
+            <ns0:r>
+              <ns0:rPr>
+                <ns0:rFonts ns0:ascii="仿宋" ns0:hAnsi="仿宋"/>
+              </ns0:rPr>
             </ns0:r>
           </ns0:p>
         </ns0:tc>
@@ -1341,13 +1361,13 @@
             <ns0:vAlign ns0:val="center"/>
           </ns0:tcPr>
           <ns0:p>
-            <ns0:r>
-              <ns0:rPr>
-                <ns0:rFonts ns0:ascii="仿宋" ns0:hAnsi="仿宋" ns0:eastAsia="仿宋" ns0:cs="仿宋"/>
-                <ns0:sz ns0:val="24"/>
-                <ns0:szCs ns0:val="24"/>
-              </ns0:rPr>
-              <ns0:t>项目经理、需求分析、ETL工程师</ns0:t>
+            <ns0:pPr>
+              <ns0:spacing ns0:before="0" ns0:after="0" ns0:line="240" ns0:lineRule="auto"/>
+            </ns0:pPr>
+            <ns0:r>
+              <ns0:rPr>
+                <ns0:rFonts ns0:ascii="仿宋" ns0:hAnsi="仿宋"/>
+              </ns0:rPr>
             </ns0:r>
           </ns0:p>
         </ns0:tc>
@@ -1358,13 +1378,13 @@
             <ns0:vAlign ns0:val="center"/>
           </ns0:tcPr>
           <ns0:p>
-            <ns0:r>
-              <ns0:rPr>
-                <ns0:rFonts ns0:ascii="仿宋" ns0:hAnsi="仿宋" ns0:eastAsia="仿宋" ns0:cs="仿宋"/>
-                <ns0:sz ns0:val="24"/>
-                <ns0:szCs ns0:val="24"/>
-              </ns0:rPr>
-              <ns0:t>负责二代征信企业部分的工作规划，设计整体架构，调研接口规范，开发企业基本信息、借贷交易、担保交易和财报相关表的加工逻辑，核对数据，配合应用系统做整体测试</ns0:t>
+            <ns0:pPr>
+              <ns0:spacing ns0:before="0" ns0:after="0" ns0:line="240" ns0:lineRule="auto"/>
+            </ns0:pPr>
+            <ns0:r>
+              <ns0:rPr>
+                <ns0:rFonts ns0:ascii="仿宋" ns0:hAnsi="仿宋"/>
+              </ns0:rPr>
             </ns0:r>
           </ns0:p>
         </ns0:tc>
@@ -1380,13 +1400,13 @@
             <ns0:vAlign ns0:val="center"/>
           </ns0:tcPr>
           <ns0:p>
-            <ns0:r>
-              <ns0:rPr>
-                <ns0:rFonts ns0:ascii="仿宋" ns0:hAnsi="仿宋" ns0:eastAsia="仿宋" ns0:cs="仿宋"/>
-                <ns0:sz ns0:val="24"/>
-                <ns0:szCs ns0:val="24"/>
-              </ns0:rPr>
-              <ns0:t>2019.07-2020.01</ns0:t>
+            <ns0:pPr>
+              <ns0:spacing ns0:before="0" ns0:after="0" ns0:line="240" ns0:lineRule="auto"/>
+            </ns0:pPr>
+            <ns0:r>
+              <ns0:rPr>
+                <ns0:rFonts ns0:ascii="仿宋" ns0:hAnsi="仿宋"/>
+              </ns0:rPr>
             </ns0:r>
           </ns0:p>
         </ns0:tc>
@@ -1397,13 +1417,13 @@
             <ns0:vAlign ns0:val="center"/>
           </ns0:tcPr>
           <ns0:p>
-            <ns0:r>
-              <ns0:rPr>
-                <ns0:rFonts ns0:ascii="仿宋" ns0:hAnsi="仿宋" ns0:eastAsia="仿宋" ns0:cs="仿宋"/>
-                <ns0:sz ns0:val="24"/>
-                <ns0:szCs ns0:val="24"/>
-              </ns0:rPr>
-              <ns0:t>振兴银行监管报送项目</ns0:t>
+            <ns0:pPr>
+              <ns0:spacing ns0:before="0" ns0:after="0" ns0:line="240" ns0:lineRule="auto"/>
+            </ns0:pPr>
+            <ns0:r>
+              <ns0:rPr>
+                <ns0:rFonts ns0:ascii="仿宋" ns0:hAnsi="仿宋"/>
+              </ns0:rPr>
             </ns0:r>
           </ns0:p>
         </ns0:tc>
@@ -1414,13 +1434,13 @@
             <ns0:vAlign ns0:val="center"/>
           </ns0:tcPr>
           <ns0:p>
-            <ns0:r>
-              <ns0:rPr>
-                <ns0:rFonts ns0:ascii="仿宋" ns0:hAnsi="仿宋" ns0:eastAsia="仿宋" ns0:cs="仿宋"/>
-                <ns0:sz ns0:val="24"/>
-                <ns0:szCs ns0:val="24"/>
-              </ns0:rPr>
-              <ns0:t>需求分析、ETL工程师</ns0:t>
+            <ns0:pPr>
+              <ns0:spacing ns0:before="0" ns0:after="0" ns0:line="240" ns0:lineRule="auto"/>
+            </ns0:pPr>
+            <ns0:r>
+              <ns0:rPr>
+                <ns0:rFonts ns0:ascii="仿宋" ns0:hAnsi="仿宋"/>
+              </ns0:rPr>
             </ns0:r>
           </ns0:p>
         </ns0:tc>
@@ -1431,13 +1451,13 @@
             <ns0:vAlign ns0:val="center"/>
           </ns0:tcPr>
           <ns0:p>
-            <ns0:r>
-              <ns0:rPr>
-                <ns0:rFonts ns0:ascii="仿宋" ns0:hAnsi="仿宋" ns0:eastAsia="仿宋" ns0:cs="仿宋"/>
-                <ns0:sz ns0:val="24"/>
-                <ns0:szCs ns0:val="24"/>
-              </ns0:rPr>
-              <ns0:t>根据监管需求调研接口系统，开发接口mapping，跑通调度流程，核对1104、pisa、利率报备报表，辅助项目经理执行项目管理</ns0:t>
+            <ns0:pPr>
+              <ns0:spacing ns0:before="0" ns0:after="0" ns0:line="240" ns0:lineRule="auto"/>
+            </ns0:pPr>
+            <ns0:r>
+              <ns0:rPr>
+                <ns0:rFonts ns0:ascii="仿宋" ns0:hAnsi="仿宋"/>
+              </ns0:rPr>
             </ns0:r>
           </ns0:p>
         </ns0:tc>
@@ -1453,13 +1473,13 @@
             <ns0:vAlign ns0:val="center"/>
           </ns0:tcPr>
           <ns0:p>
-            <ns0:r>
-              <ns0:rPr>
-                <ns0:rFonts ns0:ascii="仿宋" ns0:hAnsi="仿宋" ns0:eastAsia="仿宋" ns0:cs="仿宋"/>
-                <ns0:sz ns0:val="24"/>
-                <ns0:szCs ns0:val="24"/>
-              </ns0:rPr>
-              <ns0:t>2018.11-2019.07</ns0:t>
+            <ns0:pPr>
+              <ns0:spacing ns0:before="0" ns0:after="0" ns0:line="240" ns0:lineRule="auto"/>
+            </ns0:pPr>
+            <ns0:r>
+              <ns0:rPr>
+                <ns0:rFonts ns0:ascii="仿宋" ns0:hAnsi="仿宋"/>
+              </ns0:rPr>
             </ns0:r>
           </ns0:p>
         </ns0:tc>
@@ -1470,13 +1490,13 @@
             <ns0:vAlign ns0:val="center"/>
           </ns0:tcPr>
           <ns0:p>
-            <ns0:r>
-              <ns0:rPr>
-                <ns0:rFonts ns0:ascii="仿宋" ns0:hAnsi="仿宋" ns0:eastAsia="仿宋" ns0:cs="仿宋"/>
-                <ns0:sz ns0:val="24"/>
-                <ns0:szCs ns0:val="24"/>
-              </ns0:rPr>
-              <ns0:t>大连农商行反洗钱三号令改造升级</ns0:t>
+            <ns0:pPr>
+              <ns0:spacing ns0:before="0" ns0:after="0" ns0:line="240" ns0:lineRule="auto"/>
+            </ns0:pPr>
+            <ns0:r>
+              <ns0:rPr>
+                <ns0:rFonts ns0:ascii="仿宋" ns0:hAnsi="仿宋"/>
+              </ns0:rPr>
             </ns0:r>
           </ns0:p>
         </ns0:tc>
@@ -1487,13 +1507,13 @@
             <ns0:vAlign ns0:val="center"/>
           </ns0:tcPr>
           <ns0:p>
-            <ns0:r>
-              <ns0:rPr>
-                <ns0:rFonts ns0:ascii="仿宋" ns0:hAnsi="仿宋" ns0:eastAsia="仿宋" ns0:cs="仿宋"/>
-                <ns0:sz ns0:val="24"/>
-                <ns0:szCs ns0:val="24"/>
-              </ns0:rPr>
-              <ns0:t>EOS、ETL工程师，项目经理</ns0:t>
+            <ns0:pPr>
+              <ns0:spacing ns0:before="0" ns0:after="0" ns0:line="240" ns0:lineRule="auto"/>
+            </ns0:pPr>
+            <ns0:r>
+              <ns0:rPr>
+                <ns0:rFonts ns0:ascii="仿宋" ns0:hAnsi="仿宋"/>
+              </ns0:rPr>
             </ns0:r>
           </ns0:p>
         </ns0:tc>
@@ -1504,13 +1524,13 @@
             <ns0:vAlign ns0:val="center"/>
           </ns0:tcPr>
           <ns0:p>
-            <ns0:r>
-              <ns0:rPr>
-                <ns0:rFonts ns0:ascii="仿宋" ns0:hAnsi="仿宋" ns0:eastAsia="仿宋" ns0:cs="仿宋"/>
-                <ns0:sz ns0:val="24"/>
-                <ns0:szCs ns0:val="24"/>
-              </ns0:rPr>
-              <ns0:t>根据现场实施情况，修改研发部提供的的基础系统测试发现的问题，开发自主监测模型处理，开发客户风险评级处理，根据业务人员需求，补充开发人工补录相关模块</ns0:t>
+            <ns0:pPr>
+              <ns0:spacing ns0:before="0" ns0:after="0" ns0:line="240" ns0:lineRule="auto"/>
+            </ns0:pPr>
+            <ns0:r>
+              <ns0:rPr>
+                <ns0:rFonts ns0:ascii="仿宋" ns0:hAnsi="仿宋"/>
+              </ns0:rPr>
             </ns0:r>
           </ns0:p>
         </ns0:tc>
@@ -1526,13 +1546,13 @@
             <ns0:vAlign ns0:val="center"/>
           </ns0:tcPr>
           <ns0:p>
-            <ns0:r>
-              <ns0:rPr>
-                <ns0:rFonts ns0:ascii="仿宋" ns0:hAnsi="仿宋" ns0:eastAsia="仿宋" ns0:cs="仿宋"/>
-                <ns0:sz ns0:val="24"/>
-                <ns0:szCs ns0:val="24"/>
-              </ns0:rPr>
-              <ns0:t>2018.07-2018.11</ns0:t>
+            <ns0:pPr>
+              <ns0:spacing ns0:before="0" ns0:after="0" ns0:line="240" ns0:lineRule="auto"/>
+            </ns0:pPr>
+            <ns0:r>
+              <ns0:rPr>
+                <ns0:rFonts ns0:ascii="仿宋" ns0:hAnsi="仿宋"/>
+              </ns0:rPr>
             </ns0:r>
           </ns0:p>
         </ns0:tc>
@@ -1543,13 +1563,13 @@
             <ns0:vAlign ns0:val="center"/>
           </ns0:tcPr>
           <ns0:p>
-            <ns0:r>
-              <ns0:rPr>
-                <ns0:rFonts ns0:ascii="仿宋" ns0:hAnsi="仿宋" ns0:eastAsia="仿宋" ns0:cs="仿宋"/>
-                <ns0:sz ns0:val="24"/>
-                <ns0:szCs ns0:val="24"/>
-              </ns0:rPr>
-              <ns0:t>恒丰银行监管报送</ns0:t>
+            <ns0:pPr>
+              <ns0:spacing ns0:before="0" ns0:after="0" ns0:line="240" ns0:lineRule="auto"/>
+            </ns0:pPr>
+            <ns0:r>
+              <ns0:rPr>
+                <ns0:rFonts ns0:ascii="仿宋" ns0:hAnsi="仿宋"/>
+              </ns0:rPr>
             </ns0:r>
           </ns0:p>
         </ns0:tc>
@@ -1560,13 +1580,13 @@
             <ns0:vAlign ns0:val="center"/>
           </ns0:tcPr>
           <ns0:p>
-            <ns0:r>
-              <ns0:rPr>
-                <ns0:rFonts ns0:ascii="仿宋" ns0:hAnsi="仿宋" ns0:eastAsia="仿宋" ns0:cs="仿宋"/>
-                <ns0:sz ns0:val="24"/>
-                <ns0:szCs ns0:val="24"/>
-              </ns0:rPr>
-              <ns0:t>ETL开发工程师</ns0:t>
+            <ns0:pPr>
+              <ns0:spacing ns0:before="0" ns0:after="0" ns0:line="240" ns0:lineRule="auto"/>
+            </ns0:pPr>
+            <ns0:r>
+              <ns0:rPr>
+                <ns0:rFonts ns0:ascii="仿宋" ns0:hAnsi="仿宋"/>
+              </ns0:rPr>
             </ns0:r>
           </ns0:p>
         </ns0:tc>
@@ -1577,13 +1597,13 @@
             <ns0:vAlign ns0:val="center"/>
           </ns0:tcPr>
           <ns0:p>
-            <ns0:r>
-              <ns0:rPr>
-                <ns0:rFonts ns0:ascii="仿宋" ns0:hAnsi="仿宋" ns0:eastAsia="仿宋" ns0:cs="仿宋"/>
-                <ns0:sz ns0:val="24"/>
-                <ns0:szCs ns0:val="24"/>
-              </ns0:rPr>
-              <ns0:t>1.负责理财信息直联报送系统的后台存储过程开发，开发缓冲层数据加载脚本，贴源层和历史层的备份过程，数据加工、数据校验和Excel批量导入等存储过程，配合前台开发测试，在JCM上配置系统自动跑批处理作业流；处理日终跑批任务报错情况；处理数据调用任务；调研成都分行存贷款标准化需求，结合存贷款抽样检查系统和山东省广义信贷系统分析实施方案；开发金融统计报送和1104报表</ns0:t>
+            <ns0:pPr>
+              <ns0:spacing ns0:before="0" ns0:after="0" ns0:line="240" ns0:lineRule="auto"/>
+            </ns0:pPr>
+            <ns0:r>
+              <ns0:rPr>
+                <ns0:rFonts ns0:ascii="仿宋" ns0:hAnsi="仿宋"/>
+              </ns0:rPr>
             </ns0:r>
           </ns0:p>
         </ns0:tc>
@@ -1599,13 +1619,13 @@
             <ns0:vAlign ns0:val="center"/>
           </ns0:tcPr>
           <ns0:p>
-            <ns0:r>
-              <ns0:rPr>
-                <ns0:rFonts ns0:ascii="仿宋" ns0:hAnsi="仿宋" ns0:eastAsia="仿宋" ns0:cs="仿宋"/>
-                <ns0:sz ns0:val="24"/>
-                <ns0:szCs ns0:val="24"/>
-              </ns0:rPr>
-              <ns0:t>2018.04-2018.06</ns0:t>
+            <ns0:pPr>
+              <ns0:spacing ns0:before="0" ns0:after="0" ns0:line="240" ns0:lineRule="auto"/>
+            </ns0:pPr>
+            <ns0:r>
+              <ns0:rPr>
+                <ns0:rFonts ns0:ascii="仿宋" ns0:hAnsi="仿宋"/>
+              </ns0:rPr>
             </ns0:r>
           </ns0:p>
         </ns0:tc>
@@ -1616,13 +1636,13 @@
             <ns0:vAlign ns0:val="center"/>
           </ns0:tcPr>
           <ns0:p>
-            <ns0:r>
-              <ns0:rPr>
-                <ns0:rFonts ns0:ascii="仿宋" ns0:hAnsi="仿宋" ns0:eastAsia="仿宋" ns0:cs="仿宋"/>
-                <ns0:sz ns0:val="24"/>
-                <ns0:szCs ns0:val="24"/>
-              </ns0:rPr>
-              <ns0:t>大连银行管理驾驶舱系统</ns0:t>
+            <ns0:pPr>
+              <ns0:spacing ns0:before="0" ns0:after="0" ns0:line="240" ns0:lineRule="auto"/>
+            </ns0:pPr>
+            <ns0:r>
+              <ns0:rPr>
+                <ns0:rFonts ns0:ascii="仿宋" ns0:hAnsi="仿宋"/>
+              </ns0:rPr>
             </ns0:r>
           </ns0:p>
         </ns0:tc>
@@ -1633,13 +1653,13 @@
             <ns0:vAlign ns0:val="center"/>
           </ns0:tcPr>
           <ns0:p>
-            <ns0:r>
-              <ns0:rPr>
-                <ns0:rFonts ns0:ascii="仿宋" ns0:hAnsi="仿宋" ns0:eastAsia="仿宋" ns0:cs="仿宋"/>
-                <ns0:sz ns0:val="24"/>
-                <ns0:szCs ns0:val="24"/>
-              </ns0:rPr>
-              <ns0:t>Java、ETL开发工程师</ns0:t>
+            <ns0:pPr>
+              <ns0:spacing ns0:before="0" ns0:after="0" ns0:line="240" ns0:lineRule="auto"/>
+            </ns0:pPr>
+            <ns0:r>
+              <ns0:rPr>
+                <ns0:rFonts ns0:ascii="仿宋" ns0:hAnsi="仿宋"/>
+              </ns0:rPr>
             </ns0:r>
           </ns0:p>
         </ns0:tc>
@@ -1650,13 +1670,13 @@
             <ns0:vAlign ns0:val="center"/>
           </ns0:tcPr>
           <ns0:p>
-            <ns0:r>
-              <ns0:rPr>
-                <ns0:rFonts ns0:ascii="仿宋" ns0:hAnsi="仿宋" ns0:eastAsia="仿宋" ns0:cs="仿宋"/>
-                <ns0:sz ns0:val="24"/>
-                <ns0:szCs ns0:val="24"/>
-              </ns0:rPr>
-              <ns0:t>使用Java和jsp技术，修改页面，调整基础指标和派生指标，修改图表和整体页面展示，编写处理指标计算的存储过程</ns0:t>
+            <ns0:pPr>
+              <ns0:spacing ns0:before="0" ns0:after="0" ns0:line="240" ns0:lineRule="auto"/>
+            </ns0:pPr>
+            <ns0:r>
+              <ns0:rPr>
+                <ns0:rFonts ns0:ascii="仿宋" ns0:hAnsi="仿宋"/>
+              </ns0:rPr>
             </ns0:r>
           </ns0:p>
         </ns0:tc>
@@ -1672,13 +1692,13 @@
             <ns0:vAlign ns0:val="center"/>
           </ns0:tcPr>
           <ns0:p>
-            <ns0:r>
-              <ns0:rPr>
-                <ns0:rFonts ns0:ascii="仿宋" ns0:hAnsi="仿宋" ns0:eastAsia="仿宋" ns0:cs="仿宋"/>
-                <ns0:sz ns0:val="24"/>
-                <ns0:szCs ns0:val="24"/>
-              </ns0:rPr>
-              <ns0:t>2017.12-2018.04</ns0:t>
+            <ns0:pPr>
+              <ns0:spacing ns0:before="0" ns0:after="0" ns0:line="240" ns0:lineRule="auto"/>
+            </ns0:pPr>
+            <ns0:r>
+              <ns0:rPr>
+                <ns0:rFonts ns0:ascii="仿宋" ns0:hAnsi="仿宋"/>
+              </ns0:rPr>
             </ns0:r>
           </ns0:p>
         </ns0:tc>
@@ -1689,13 +1709,13 @@
             <ns0:vAlign ns0:val="center"/>
           </ns0:tcPr>
           <ns0:p>
-            <ns0:r>
-              <ns0:rPr>
-                <ns0:rFonts ns0:ascii="仿宋" ns0:hAnsi="仿宋" ns0:eastAsia="仿宋" ns0:cs="仿宋"/>
-                <ns0:sz ns0:val="24"/>
-                <ns0:szCs ns0:val="24"/>
-              </ns0:rPr>
-              <ns0:t>大连农商银行反洗钱2号令接口升级改造子系统</ns0:t>
+            <ns0:pPr>
+              <ns0:spacing ns0:before="0" ns0:after="0" ns0:line="240" ns0:lineRule="auto"/>
+            </ns0:pPr>
+            <ns0:r>
+              <ns0:rPr>
+                <ns0:rFonts ns0:ascii="仿宋" ns0:hAnsi="仿宋"/>
+              </ns0:rPr>
             </ns0:r>
           </ns0:p>
         </ns0:tc>
@@ -1706,13 +1726,13 @@
             <ns0:vAlign ns0:val="center"/>
           </ns0:tcPr>
           <ns0:p>
-            <ns0:r>
-              <ns0:rPr>
-                <ns0:rFonts ns0:ascii="仿宋" ns0:hAnsi="仿宋" ns0:eastAsia="仿宋" ns0:cs="仿宋"/>
-                <ns0:sz ns0:val="24"/>
-                <ns0:szCs ns0:val="24"/>
-              </ns0:rPr>
-              <ns0:t>项目经理</ns0:t>
+            <ns0:pPr>
+              <ns0:spacing ns0:before="0" ns0:after="0" ns0:line="240" ns0:lineRule="auto"/>
+            </ns0:pPr>
+            <ns0:r>
+              <ns0:rPr>
+                <ns0:rFonts ns0:ascii="仿宋" ns0:hAnsi="仿宋"/>
+              </ns0:rPr>
             </ns0:r>
           </ns0:p>
         </ns0:tc>
@@ -1723,13 +1743,13 @@
             <ns0:vAlign ns0:val="center"/>
           </ns0:tcPr>
           <ns0:p>
-            <ns0:r>
-              <ns0:rPr>
-                <ns0:rFonts ns0:ascii="仿宋" ns0:hAnsi="仿宋" ns0:eastAsia="仿宋" ns0:cs="仿宋"/>
-                <ns0:sz ns0:val="24"/>
-                <ns0:szCs ns0:val="24"/>
-              </ns0:rPr>
-              <ns0:t>负责整个项目的管理，运用EOS开发系统前台页面，修改2号令接口存储过程，修改自主监测模型的指标、规则和模型</ns0:t>
+            <ns0:pPr>
+              <ns0:spacing ns0:before="0" ns0:after="0" ns0:line="240" ns0:lineRule="auto"/>
+            </ns0:pPr>
+            <ns0:r>
+              <ns0:rPr>
+                <ns0:rFonts ns0:ascii="仿宋" ns0:hAnsi="仿宋"/>
+              </ns0:rPr>
             </ns0:r>
           </ns0:p>
         </ns0:tc>
@@ -1745,13 +1765,13 @@
             <ns0:vAlign ns0:val="center"/>
           </ns0:tcPr>
           <ns0:p>
-            <ns0:r>
-              <ns0:rPr>
-                <ns0:rFonts ns0:ascii="仿宋" ns0:hAnsi="仿宋" ns0:eastAsia="仿宋" ns0:cs="仿宋"/>
-                <ns0:sz ns0:val="24"/>
-                <ns0:szCs ns0:val="24"/>
-              </ns0:rPr>
-              <ns0:t>2017.04-2017.12</ns0:t>
+            <ns0:pPr>
+              <ns0:spacing ns0:before="0" ns0:after="0" ns0:line="240" ns0:lineRule="auto"/>
+            </ns0:pPr>
+            <ns0:r>
+              <ns0:rPr>
+                <ns0:rFonts ns0:ascii="仿宋" ns0:hAnsi="仿宋"/>
+              </ns0:rPr>
             </ns0:r>
           </ns0:p>
         </ns0:tc>
@@ -1762,13 +1782,13 @@
             <ns0:vAlign ns0:val="center"/>
           </ns0:tcPr>
           <ns0:p>
-            <ns0:r>
-              <ns0:rPr>
-                <ns0:rFonts ns0:ascii="仿宋" ns0:hAnsi="仿宋" ns0:eastAsia="仿宋" ns0:cs="仿宋"/>
-                <ns0:sz ns0:val="24"/>
-                <ns0:szCs ns0:val="24"/>
-              </ns0:rPr>
-              <ns0:t>国家开发银行数据主动探索应用建设项目</ns0:t>
+            <ns0:pPr>
+              <ns0:spacing ns0:before="0" ns0:after="0" ns0:line="240" ns0:lineRule="auto"/>
+            </ns0:pPr>
+            <ns0:r>
+              <ns0:rPr>
+                <ns0:rFonts ns0:ascii="仿宋" ns0:hAnsi="仿宋"/>
+              </ns0:rPr>
             </ns0:r>
           </ns0:p>
         </ns0:tc>
@@ -1779,13 +1799,13 @@
             <ns0:vAlign ns0:val="center"/>
           </ns0:tcPr>
           <ns0:p>
-            <ns0:r>
-              <ns0:rPr>
-                <ns0:rFonts ns0:ascii="仿宋" ns0:hAnsi="仿宋" ns0:eastAsia="仿宋" ns0:cs="仿宋"/>
-                <ns0:sz ns0:val="24"/>
-                <ns0:szCs ns0:val="24"/>
-              </ns0:rPr>
-              <ns0:t>Java、ETL开发工程师</ns0:t>
+            <ns0:pPr>
+              <ns0:spacing ns0:before="0" ns0:after="0" ns0:line="240" ns0:lineRule="auto"/>
+            </ns0:pPr>
+            <ns0:r>
+              <ns0:rPr>
+                <ns0:rFonts ns0:ascii="仿宋" ns0:hAnsi="仿宋"/>
+              </ns0:rPr>
             </ns0:r>
           </ns0:p>
         </ns0:tc>
@@ -1796,13 +1816,13 @@
             <ns0:vAlign ns0:val="center"/>
           </ns0:tcPr>
           <ns0:p>
-            <ns0:r>
-              <ns0:rPr>
-                <ns0:rFonts ns0:ascii="仿宋" ns0:hAnsi="仿宋" ns0:eastAsia="仿宋" ns0:cs="仿宋"/>
-                <ns0:sz ns0:val="24"/>
-                <ns0:szCs ns0:val="24"/>
-              </ns0:rPr>
-              <ns0:t>使用Java编写数据处理模块，修改bug。数据仓库ETL开发。负责语义层的ETL开发和dao层的实现，主要实现数据关联处理功能</ns0:t>
+            <ns0:pPr>
+              <ns0:spacing ns0:before="0" ns0:after="0" ns0:line="240" ns0:lineRule="auto"/>
+            </ns0:pPr>
+            <ns0:r>
+              <ns0:rPr>
+                <ns0:rFonts ns0:ascii="仿宋" ns0:hAnsi="仿宋"/>
+              </ns0:rPr>
             </ns0:r>
           </ns0:p>
         </ns0:tc>
